--- a/doc/问题.docx
+++ b/doc/问题.docx
@@ -634,9 +634,6 @@
       <w:pPr>
         <w:pStyle w:val="a7"/>
         <w:ind w:left="360" w:firstLineChars="0" w:firstLine="0"/>
-        <w:rPr>
-          <w:rFonts w:hint="eastAsia"/>
-        </w:rPr>
       </w:pPr>
       <w:r>
         <w:rPr>
@@ -691,6 +688,54 @@
             </a:graphic>
           </wp:inline>
         </w:drawing>
+      </w:r>
+    </w:p>
+    <w:p>
+      <w:pPr>
+        <w:pStyle w:val="a7"/>
+        <w:ind w:left="360" w:firstLineChars="0" w:firstLine="0"/>
+      </w:pPr>
+    </w:p>
+    <w:p>
+      <w:pPr>
+        <w:pStyle w:val="a7"/>
+        <w:ind w:left="360" w:firstLineChars="0" w:firstLine="0"/>
+      </w:pPr>
+      <w:r>
+        <w:t>6</w:t>
+      </w:r>
+      <w:r>
+        <w:rPr>
+          <w:rFonts w:hint="eastAsia"/>
+        </w:rPr>
+        <w:t>通道软件字体调整</w:t>
+      </w:r>
+    </w:p>
+    <w:p>
+      <w:pPr>
+        <w:pStyle w:val="a7"/>
+        <w:ind w:left="360" w:firstLineChars="0" w:firstLine="0"/>
+      </w:pPr>
+      <w:r>
+        <w:rPr>
+          <w:rFonts w:hint="eastAsia"/>
+        </w:rPr>
+        <w:t>2通道背景 颜色对比度 字体适当调整</w:t>
+      </w:r>
+    </w:p>
+    <w:p>
+      <w:pPr>
+        <w:pStyle w:val="a7"/>
+        <w:ind w:left="360" w:firstLineChars="0" w:firstLine="0"/>
+        <w:rPr>
+          <w:rFonts w:hint="eastAsia"/>
+        </w:rPr>
+      </w:pPr>
+      <w:r>
+        <w:rPr>
+          <w:rFonts w:hint="eastAsia"/>
+        </w:rPr>
+        <w:t>原始数据锯齿问题 考虑做一个中间点弧度补偿拟合成一定曲率的曲线</w:t>
       </w:r>
       <w:bookmarkStart w:id="0" w:name="_GoBack"/>
       <w:bookmarkEnd w:id="0"/>
